--- a/resources/templates/special_cohorts/C7N_ch1_2_3_template.docx
+++ b/resources/templates/special_cohorts/C7N_ch1_2_3_template.docx
@@ -390,7 +390,7 @@
           <w:kern w:val="0"/>
           <w:szCs w:val="24"/>
         </w:rPr>
-        <w:t>和英語文。</w:t>
+        <w:t>、英語文和自然。</w:t>
       </w:r>
     </w:p>
     <w:p>
